--- a/Отчёт и тесты/ТИ 2.docx
+++ b/Отчёт и тесты/ТИ 2.docx
@@ -868,12 +868,12 @@
           <wp:inline distB="114300" distT="114300" distL="114300" distR="114300">
             <wp:extent cx="5054473" cy="4471988"/>
             <wp:effectExtent b="0" l="0" r="0" t="0"/>
-            <wp:docPr id="21" name="image20.png"/>
+            <wp:docPr id="21" name="image18.png"/>
             <a:graphic>
               <a:graphicData uri="http://schemas.openxmlformats.org/drawingml/2006/picture">
                 <pic:pic>
                   <pic:nvPicPr>
-                    <pic:cNvPr id="0" name="image20.png"/>
+                    <pic:cNvPr id="0" name="image18.png"/>
                     <pic:cNvPicPr preferRelativeResize="0"/>
                   </pic:nvPicPr>
                   <pic:blipFill>
@@ -988,7 +988,7 @@
           <wp:inline distB="114300" distT="114300" distL="114300" distR="114300">
             <wp:extent cx="4672013" cy="3391478"/>
             <wp:effectExtent b="0" l="0" r="0" t="0"/>
-            <wp:docPr id="8" name="image19.png"/>
+            <wp:docPr id="2" name="image19.png"/>
             <a:graphic>
               <a:graphicData uri="http://schemas.openxmlformats.org/drawingml/2006/picture">
                 <pic:pic>
@@ -1059,14 +1059,14 @@
         </w:rPr>
         <w:drawing>
           <wp:inline distB="114300" distT="114300" distL="114300" distR="114300">
-            <wp:extent cx="4437550" cy="3890963"/>
+            <wp:extent cx="4455941" cy="3919578"/>
             <wp:effectExtent b="0" l="0" r="0" t="0"/>
-            <wp:docPr id="19" name="image11.png"/>
+            <wp:docPr id="14" name="image13.png"/>
             <a:graphic>
               <a:graphicData uri="http://schemas.openxmlformats.org/drawingml/2006/picture">
                 <pic:pic>
                   <pic:nvPicPr>
-                    <pic:cNvPr id="0" name="image11.png"/>
+                    <pic:cNvPr id="0" name="image13.png"/>
                     <pic:cNvPicPr preferRelativeResize="0"/>
                   </pic:nvPicPr>
                   <pic:blipFill>
@@ -1079,7 +1079,7 @@
                   <pic:spPr>
                     <a:xfrm>
                       <a:off x="0" y="0"/>
-                      <a:ext cx="4437550" cy="3890963"/>
+                      <a:ext cx="4455941" cy="3919578"/>
                     </a:xfrm>
                     <a:prstGeom prst="rect"/>
                     <a:ln/>
@@ -1162,14 +1162,14 @@
         </w:rPr>
         <w:drawing>
           <wp:inline distB="114300" distT="114300" distL="114300" distR="114300">
-            <wp:extent cx="5731200" cy="2286000"/>
+            <wp:extent cx="4522677" cy="2011021"/>
             <wp:effectExtent b="0" l="0" r="0" t="0"/>
-            <wp:docPr id="2" name="image8.png"/>
+            <wp:docPr id="17" name="image15.png"/>
             <a:graphic>
               <a:graphicData uri="http://schemas.openxmlformats.org/drawingml/2006/picture">
                 <pic:pic>
                   <pic:nvPicPr>
-                    <pic:cNvPr id="0" name="image8.png"/>
+                    <pic:cNvPr id="0" name="image15.png"/>
                     <pic:cNvPicPr preferRelativeResize="0"/>
                   </pic:nvPicPr>
                   <pic:blipFill>
@@ -1182,7 +1182,7 @@
                   <pic:spPr>
                     <a:xfrm>
                       <a:off x="0" y="0"/>
-                      <a:ext cx="5731200" cy="2286000"/>
+                      <a:ext cx="4522677" cy="2011021"/>
                     </a:xfrm>
                     <a:prstGeom prst="rect"/>
                     <a:ln/>
@@ -1237,12 +1237,12 @@
           <wp:inline distB="114300" distT="114300" distL="114300" distR="114300">
             <wp:extent cx="5731200" cy="2692400"/>
             <wp:effectExtent b="0" l="0" r="0" t="0"/>
-            <wp:docPr id="15" name="image21.png"/>
+            <wp:docPr id="18" name="image20.png"/>
             <a:graphic>
               <a:graphicData uri="http://schemas.openxmlformats.org/drawingml/2006/picture">
                 <pic:pic>
                   <pic:nvPicPr>
-                    <pic:cNvPr id="0" name="image21.png"/>
+                    <pic:cNvPr id="0" name="image20.png"/>
                     <pic:cNvPicPr preferRelativeResize="0"/>
                   </pic:nvPicPr>
                   <pic:blipFill>
@@ -1308,14 +1308,14 @@
         </w:rPr>
         <w:drawing>
           <wp:inline distB="114300" distT="114300" distL="114300" distR="114300">
-            <wp:extent cx="3307717" cy="2900363"/>
+            <wp:extent cx="3244523" cy="2869375"/>
             <wp:effectExtent b="0" l="0" r="0" t="0"/>
-            <wp:docPr id="11" name="image10.png"/>
+            <wp:docPr id="12" name="image12.png"/>
             <a:graphic>
               <a:graphicData uri="http://schemas.openxmlformats.org/drawingml/2006/picture">
                 <pic:pic>
                   <pic:nvPicPr>
-                    <pic:cNvPr id="0" name="image10.png"/>
+                    <pic:cNvPr id="0" name="image12.png"/>
                     <pic:cNvPicPr preferRelativeResize="0"/>
                   </pic:nvPicPr>
                   <pic:blipFill>
@@ -1328,7 +1328,7 @@
                   <pic:spPr>
                     <a:xfrm>
                       <a:off x="0" y="0"/>
-                      <a:ext cx="3307717" cy="2900363"/>
+                      <a:ext cx="3244523" cy="2869375"/>
                     </a:xfrm>
                     <a:prstGeom prst="rect"/>
                     <a:ln/>
@@ -1381,14 +1381,14 @@
         </w:rPr>
         <w:drawing>
           <wp:inline distB="114300" distT="114300" distL="114300" distR="114300">
-            <wp:extent cx="3776663" cy="2855157"/>
+            <wp:extent cx="3665891" cy="3002133"/>
             <wp:effectExtent b="0" l="0" r="0" t="0"/>
-            <wp:docPr id="9" name="image18.png"/>
+            <wp:docPr id="11" name="image17.png"/>
             <a:graphic>
               <a:graphicData uri="http://schemas.openxmlformats.org/drawingml/2006/picture">
                 <pic:pic>
                   <pic:nvPicPr>
-                    <pic:cNvPr id="0" name="image18.png"/>
+                    <pic:cNvPr id="0" name="image17.png"/>
                     <pic:cNvPicPr preferRelativeResize="0"/>
                   </pic:nvPicPr>
                   <pic:blipFill>
@@ -1401,7 +1401,7 @@
                   <pic:spPr>
                     <a:xfrm>
                       <a:off x="0" y="0"/>
-                      <a:ext cx="3776663" cy="2855157"/>
+                      <a:ext cx="3665891" cy="3002133"/>
                     </a:xfrm>
                     <a:prstGeom prst="rect"/>
                     <a:ln/>
@@ -1495,14 +1495,14 @@
         </w:rPr>
         <w:drawing>
           <wp:inline distB="114300" distT="114300" distL="114300" distR="114300">
-            <wp:extent cx="4538663" cy="1575715"/>
+            <wp:extent cx="3736759" cy="1309728"/>
             <wp:effectExtent b="0" l="0" r="0" t="0"/>
-            <wp:docPr id="10" name="image3.png"/>
+            <wp:docPr id="13" name="image2.png"/>
             <a:graphic>
               <a:graphicData uri="http://schemas.openxmlformats.org/drawingml/2006/picture">
                 <pic:pic>
                   <pic:nvPicPr>
-                    <pic:cNvPr id="0" name="image3.png"/>
+                    <pic:cNvPr id="0" name="image2.png"/>
                     <pic:cNvPicPr preferRelativeResize="0"/>
                   </pic:nvPicPr>
                   <pic:blipFill>
@@ -1515,7 +1515,7 @@
                   <pic:spPr>
                     <a:xfrm>
                       <a:off x="0" y="0"/>
-                      <a:ext cx="4538663" cy="1575715"/>
+                      <a:ext cx="3736759" cy="1309728"/>
                     </a:xfrm>
                     <a:prstGeom prst="rect"/>
                     <a:ln/>
@@ -1568,14 +1568,14 @@
         </w:rPr>
         <w:drawing>
           <wp:inline distB="114300" distT="114300" distL="114300" distR="114300">
-            <wp:extent cx="3380787" cy="2976563"/>
+            <wp:extent cx="3500501" cy="3052763"/>
             <wp:effectExtent b="0" l="0" r="0" t="0"/>
-            <wp:docPr id="7" name="image14.png"/>
+            <wp:docPr id="7" name="image8.png"/>
             <a:graphic>
               <a:graphicData uri="http://schemas.openxmlformats.org/drawingml/2006/picture">
                 <pic:pic>
                   <pic:nvPicPr>
-                    <pic:cNvPr id="0" name="image14.png"/>
+                    <pic:cNvPr id="0" name="image8.png"/>
                     <pic:cNvPicPr preferRelativeResize="0"/>
                   </pic:nvPicPr>
                   <pic:blipFill>
@@ -1588,7 +1588,7 @@
                   <pic:spPr>
                     <a:xfrm>
                       <a:off x="0" y="0"/>
-                      <a:ext cx="3380787" cy="2976563"/>
+                      <a:ext cx="3500501" cy="3052763"/>
                     </a:xfrm>
                     <a:prstGeom prst="rect"/>
                     <a:ln/>
@@ -1641,14 +1641,14 @@
         </w:rPr>
         <w:drawing>
           <wp:inline distB="114300" distT="114300" distL="114300" distR="114300">
-            <wp:extent cx="5731200" cy="647700"/>
+            <wp:extent cx="4662488" cy="1053319"/>
             <wp:effectExtent b="0" l="0" r="0" t="0"/>
-            <wp:docPr id="18" name="image1.png"/>
+            <wp:docPr id="10" name="image4.png"/>
             <a:graphic>
               <a:graphicData uri="http://schemas.openxmlformats.org/drawingml/2006/picture">
                 <pic:pic>
                   <pic:nvPicPr>
-                    <pic:cNvPr id="0" name="image1.png"/>
+                    <pic:cNvPr id="0" name="image4.png"/>
                     <pic:cNvPicPr preferRelativeResize="0"/>
                   </pic:nvPicPr>
                   <pic:blipFill>
@@ -1661,7 +1661,7 @@
                   <pic:spPr>
                     <a:xfrm>
                       <a:off x="0" y="0"/>
-                      <a:ext cx="5731200" cy="647700"/>
+                      <a:ext cx="4662488" cy="1053319"/>
                     </a:xfrm>
                     <a:prstGeom prst="rect"/>
                     <a:ln/>
@@ -1729,14 +1729,14 @@
         </w:rPr>
         <w:drawing>
           <wp:inline distB="114300" distT="114300" distL="114300" distR="114300">
-            <wp:extent cx="4062413" cy="3563218"/>
+            <wp:extent cx="3916133" cy="3849898"/>
             <wp:effectExtent b="0" l="0" r="0" t="0"/>
-            <wp:docPr id="14" name="image16.png"/>
+            <wp:docPr id="20" name="image14.png"/>
             <a:graphic>
               <a:graphicData uri="http://schemas.openxmlformats.org/drawingml/2006/picture">
                 <pic:pic>
                   <pic:nvPicPr>
-                    <pic:cNvPr id="0" name="image16.png"/>
+                    <pic:cNvPr id="0" name="image14.png"/>
                     <pic:cNvPicPr preferRelativeResize="0"/>
                   </pic:nvPicPr>
                   <pic:blipFill>
@@ -1749,7 +1749,7 @@
                   <pic:spPr>
                     <a:xfrm>
                       <a:off x="0" y="0"/>
-                      <a:ext cx="4062413" cy="3563218"/>
+                      <a:ext cx="3916133" cy="3849898"/>
                     </a:xfrm>
                     <a:prstGeom prst="rect"/>
                     <a:ln/>
@@ -1802,14 +1802,14 @@
         </w:rPr>
         <w:drawing>
           <wp:inline distB="114300" distT="114300" distL="114300" distR="114300">
-            <wp:extent cx="5731200" cy="965200"/>
+            <wp:extent cx="5731200" cy="1193800"/>
             <wp:effectExtent b="0" l="0" r="0" t="0"/>
-            <wp:docPr id="3" name="image2.png"/>
+            <wp:docPr id="19" name="image1.png"/>
             <a:graphic>
               <a:graphicData uri="http://schemas.openxmlformats.org/drawingml/2006/picture">
                 <pic:pic>
                   <pic:nvPicPr>
-                    <pic:cNvPr id="0" name="image2.png"/>
+                    <pic:cNvPr id="0" name="image1.png"/>
                     <pic:cNvPicPr preferRelativeResize="0"/>
                   </pic:nvPicPr>
                   <pic:blipFill>
@@ -1822,7 +1822,7 @@
                   <pic:spPr>
                     <a:xfrm>
                       <a:off x="0" y="0"/>
-                      <a:ext cx="5731200" cy="965200"/>
+                      <a:ext cx="5731200" cy="1193800"/>
                     </a:xfrm>
                     <a:prstGeom prst="rect"/>
                     <a:ln/>
@@ -1931,66 +1931,6 @@
     </w:p>
     <w:p>
       <w:pPr>
-        <w:jc w:val="both"/>
-        <w:rPr>
-          <w:rFonts w:ascii="Times New Roman" w:cs="Times New Roman" w:eastAsia="Times New Roman" w:hAnsi="Times New Roman"/>
-          <w:sz w:val="28"/>
-          <w:szCs w:val="28"/>
-        </w:rPr>
-      </w:pPr>
-      <w:r>
-        <w:rPr>
-          <w:rtl w:val="0"/>
-        </w:rPr>
-      </w:r>
-    </w:p>
-    <w:p>
-      <w:pPr>
-        <w:jc w:val="both"/>
-        <w:rPr>
-          <w:rFonts w:ascii="Times New Roman" w:cs="Times New Roman" w:eastAsia="Times New Roman" w:hAnsi="Times New Roman"/>
-          <w:sz w:val="28"/>
-          <w:szCs w:val="28"/>
-        </w:rPr>
-      </w:pPr>
-      <w:r>
-        <w:rPr>
-          <w:rtl w:val="0"/>
-        </w:rPr>
-      </w:r>
-    </w:p>
-    <w:p>
-      <w:pPr>
-        <w:jc w:val="both"/>
-        <w:rPr>
-          <w:rFonts w:ascii="Times New Roman" w:cs="Times New Roman" w:eastAsia="Times New Roman" w:hAnsi="Times New Roman"/>
-          <w:sz w:val="28"/>
-          <w:szCs w:val="28"/>
-        </w:rPr>
-      </w:pPr>
-      <w:r>
-        <w:rPr>
-          <w:rtl w:val="0"/>
-        </w:rPr>
-      </w:r>
-    </w:p>
-    <w:p>
-      <w:pPr>
-        <w:jc w:val="both"/>
-        <w:rPr>
-          <w:rFonts w:ascii="Times New Roman" w:cs="Times New Roman" w:eastAsia="Times New Roman" w:hAnsi="Times New Roman"/>
-          <w:sz w:val="28"/>
-          <w:szCs w:val="28"/>
-        </w:rPr>
-      </w:pPr>
-      <w:r>
-        <w:rPr>
-          <w:rtl w:val="0"/>
-        </w:rPr>
-      </w:r>
-    </w:p>
-    <w:p>
-      <w:pPr>
         <w:jc w:val="center"/>
         <w:rPr>
           <w:rFonts w:ascii="Times New Roman" w:cs="Times New Roman" w:eastAsia="Times New Roman" w:hAnsi="Times New Roman"/>
@@ -2087,7 +2027,7 @@
           <w:szCs w:val="28"/>
           <w:rtl w:val="0"/>
         </w:rPr>
-        <w:t xml:space="preserve">Шифротекст: 00110000 00110101 </w:t>
+        <w:t xml:space="preserve">Шифротекст: 11001110 11001011</w:t>
       </w:r>
     </w:p>
     <w:p>
@@ -2141,14 +2081,14 @@
         </w:rPr>
         <w:drawing>
           <wp:inline distB="114300" distT="114300" distL="114300" distR="114300">
-            <wp:extent cx="3846958" cy="3169044"/>
+            <wp:extent cx="2935352" cy="3207144"/>
             <wp:effectExtent b="0" l="0" r="0" t="0"/>
-            <wp:docPr id="13" name="image9.png"/>
+            <wp:docPr id="16" name="image7.png"/>
             <a:graphic>
               <a:graphicData uri="http://schemas.openxmlformats.org/drawingml/2006/picture">
                 <pic:pic>
                   <pic:nvPicPr>
-                    <pic:cNvPr id="0" name="image9.png"/>
+                    <pic:cNvPr id="0" name="image7.png"/>
                     <pic:cNvPicPr preferRelativeResize="0"/>
                   </pic:nvPicPr>
                   <pic:blipFill>
@@ -2161,7 +2101,7 @@
                   <pic:spPr>
                     <a:xfrm>
                       <a:off x="0" y="0"/>
-                      <a:ext cx="3846958" cy="3169044"/>
+                      <a:ext cx="2935352" cy="3207144"/>
                     </a:xfrm>
                     <a:prstGeom prst="rect"/>
                     <a:ln/>
@@ -2214,9 +2154,9 @@
         </w:rPr>
         <w:drawing>
           <wp:inline distB="114300" distT="114300" distL="114300" distR="114300">
-            <wp:extent cx="3757613" cy="3091706"/>
+            <wp:extent cx="2449159" cy="3014663"/>
             <wp:effectExtent b="0" l="0" r="0" t="0"/>
-            <wp:docPr id="16" name="image5.png"/>
+            <wp:docPr id="8" name="image5.png"/>
             <a:graphic>
               <a:graphicData uri="http://schemas.openxmlformats.org/drawingml/2006/picture">
                 <pic:pic>
@@ -2234,7 +2174,7 @@
                   <pic:spPr>
                     <a:xfrm>
                       <a:off x="0" y="0"/>
-                      <a:ext cx="3757613" cy="3091706"/>
+                      <a:ext cx="2449159" cy="3014663"/>
                     </a:xfrm>
                     <a:prstGeom prst="rect"/>
                     <a:ln/>
@@ -2360,7 +2300,7 @@
           <w:szCs w:val="28"/>
           <w:rtl w:val="0"/>
         </w:rPr>
-        <w:t xml:space="preserve">Шифротекст:00110001 00110101 </w:t>
+        <w:t xml:space="preserve">Шифротекст:01011011 10011001 </w:t>
       </w:r>
     </w:p>
     <w:p>
@@ -2414,14 +2354,14 @@
         </w:rPr>
         <w:drawing>
           <wp:inline distB="114300" distT="114300" distL="114300" distR="114300">
-            <wp:extent cx="3605213" cy="3060239"/>
+            <wp:extent cx="2343088" cy="2853761"/>
             <wp:effectExtent b="0" l="0" r="0" t="0"/>
-            <wp:docPr id="4" name="image6.png"/>
+            <wp:docPr id="4" name="image3.png"/>
             <a:graphic>
               <a:graphicData uri="http://schemas.openxmlformats.org/drawingml/2006/picture">
                 <pic:pic>
                   <pic:nvPicPr>
-                    <pic:cNvPr id="0" name="image6.png"/>
+                    <pic:cNvPr id="0" name="image3.png"/>
                     <pic:cNvPicPr preferRelativeResize="0"/>
                   </pic:nvPicPr>
                   <pic:blipFill>
@@ -2434,7 +2374,7 @@
                   <pic:spPr>
                     <a:xfrm>
                       <a:off x="0" y="0"/>
-                      <a:ext cx="3605213" cy="3060239"/>
+                      <a:ext cx="2343088" cy="2853761"/>
                     </a:xfrm>
                     <a:prstGeom prst="rect"/>
                     <a:ln/>
@@ -2487,14 +2427,14 @@
         </w:rPr>
         <w:drawing>
           <wp:inline distB="114300" distT="114300" distL="114300" distR="114300">
-            <wp:extent cx="3981127" cy="3709988"/>
+            <wp:extent cx="3205163" cy="3846195"/>
             <wp:effectExtent b="0" l="0" r="0" t="0"/>
-            <wp:docPr id="20" name="image4.png"/>
+            <wp:docPr id="9" name="image6.png"/>
             <a:graphic>
               <a:graphicData uri="http://schemas.openxmlformats.org/drawingml/2006/picture">
                 <pic:pic>
                   <pic:nvPicPr>
-                    <pic:cNvPr id="0" name="image4.png"/>
+                    <pic:cNvPr id="0" name="image6.png"/>
                     <pic:cNvPicPr preferRelativeResize="0"/>
                   </pic:nvPicPr>
                   <pic:blipFill>
@@ -2507,7 +2447,7 @@
                   <pic:spPr>
                     <a:xfrm>
                       <a:off x="0" y="0"/>
-                      <a:ext cx="3981127" cy="3709988"/>
+                      <a:ext cx="3205163" cy="3846195"/>
                     </a:xfrm>
                     <a:prstGeom prst="rect"/>
                     <a:ln/>
@@ -2618,7 +2558,26 @@
           <w:szCs w:val="28"/>
           <w:rtl w:val="0"/>
         </w:rPr>
-        <w:t xml:space="preserve">Шифротекст: 01011110 11010111 00001100 00010100 11110100 10111010 10111111 10110111 11110010 00110010 11100111 01010010 00010010 01010011 01000001 10000111 01111111 10010001 10110010 11111000 00101110 11001111 00110011 01100011 01101100 01011110 10101001 11010000 00101110 01000010 00000111 01010101 00010010 10101101 00100000 10101001 00001100 11011110 01110101 11001001 01001010 01111110 01100011 11001011 11000110 11011010 11111000 10000110 00011010 00101000 01111111 00010011 11011001 01101111 11101010 00001001 11000101 00110101 10001011 01011101 00101101 00000111 01110000 </w:t>
+        <w:t xml:space="preserve">Шифротекст: 10100000 00101001 11110010 11101010 01110101 10111000 01000001 01010110 11001100 00110011 11100001 10100011 00110011 01010011 01000011 01110110 01110001 00010000 01001110 00000110 11000111 11110001 00001101 01100100 01100001 01110000 01010110 00101101 11011110 10110011 01110110 10101001 11101100 10111010 11100001 01101001 11110100 01010010 01011000 11001000 01010111 10110000 10010010 10111100 11001010 00000101 11101111 01000101 00101011 11011110 01110010 11000010 00100110 10011011 00011011 11000111 10110101 00110100 01111011 10110100 00010011 11000110 01110110 </w:t>
+      </w:r>
+    </w:p>
+    <w:p>
+      <w:pPr>
+        <w:jc w:val="both"/>
+        <w:rPr>
+          <w:rFonts w:ascii="Times New Roman" w:cs="Times New Roman" w:eastAsia="Times New Roman" w:hAnsi="Times New Roman"/>
+          <w:sz w:val="28"/>
+          <w:szCs w:val="28"/>
+        </w:rPr>
+      </w:pPr>
+      <w:r>
+        <w:rPr>
+          <w:rFonts w:ascii="Times New Roman" w:cs="Times New Roman" w:eastAsia="Times New Roman" w:hAnsi="Times New Roman"/>
+          <w:sz w:val="28"/>
+          <w:szCs w:val="28"/>
+          <w:rtl w:val="0"/>
+        </w:rPr>
+        <w:t xml:space="preserve"> </w:t>
       </w:r>
     </w:p>
     <w:p>
@@ -2672,14 +2631,14 @@
         </w:rPr>
         <w:drawing>
           <wp:inline distB="114300" distT="114300" distL="114300" distR="114300">
-            <wp:extent cx="3666196" cy="3357563"/>
+            <wp:extent cx="3369660" cy="3119438"/>
             <wp:effectExtent b="0" l="0" r="0" t="0"/>
-            <wp:docPr id="1" name="image17.png"/>
+            <wp:docPr id="6" name="image11.png"/>
             <a:graphic>
               <a:graphicData uri="http://schemas.openxmlformats.org/drawingml/2006/picture">
                 <pic:pic>
                   <pic:nvPicPr>
-                    <pic:cNvPr id="0" name="image17.png"/>
+                    <pic:cNvPr id="0" name="image11.png"/>
                     <pic:cNvPicPr preferRelativeResize="0"/>
                   </pic:nvPicPr>
                   <pic:blipFill>
@@ -2692,7 +2651,7 @@
                   <pic:spPr>
                     <a:xfrm>
                       <a:off x="0" y="0"/>
-                      <a:ext cx="3666196" cy="3357563"/>
+                      <a:ext cx="3369660" cy="3119438"/>
                     </a:xfrm>
                     <a:prstGeom prst="rect"/>
                     <a:ln/>
@@ -2745,14 +2704,14 @@
         </w:rPr>
         <w:drawing>
           <wp:inline distB="114300" distT="114300" distL="114300" distR="114300">
-            <wp:extent cx="3709988" cy="3210803"/>
+            <wp:extent cx="5731200" cy="5105400"/>
             <wp:effectExtent b="0" l="0" r="0" t="0"/>
-            <wp:docPr id="5" name="image12.png"/>
+            <wp:docPr id="5" name="image10.png"/>
             <a:graphic>
               <a:graphicData uri="http://schemas.openxmlformats.org/drawingml/2006/picture">
                 <pic:pic>
                   <pic:nvPicPr>
-                    <pic:cNvPr id="0" name="image12.png"/>
+                    <pic:cNvPr id="0" name="image10.png"/>
                     <pic:cNvPicPr preferRelativeResize="0"/>
                   </pic:nvPicPr>
                   <pic:blipFill>
@@ -2765,7 +2724,7 @@
                   <pic:spPr>
                     <a:xfrm>
                       <a:off x="0" y="0"/>
-                      <a:ext cx="3709988" cy="3210803"/>
+                      <a:ext cx="5731200" cy="5105400"/>
                     </a:xfrm>
                     <a:prstGeom prst="rect"/>
                     <a:ln/>
@@ -2876,142 +2835,26 @@
           <w:szCs w:val="28"/>
           <w:rtl w:val="0"/>
         </w:rPr>
-        <w:t xml:space="preserve">Шифротекст: 00100011 10010100 00001100 10010100 11101000 01001100 01101000 01001111 11111100 00000101 01010111 11001110 01101100 01001000 00110100 00000100 10011100 10001111 10010000 11010011 11011001 10110110 01110100 01110100 00101001 </w:t>
-      </w:r>
-    </w:p>
-    <w:p>
-      <w:pPr>
-        <w:jc w:val="both"/>
-        <w:rPr>
-          <w:rFonts w:ascii="Times New Roman" w:cs="Times New Roman" w:eastAsia="Times New Roman" w:hAnsi="Times New Roman"/>
-          <w:sz w:val="28"/>
-          <w:szCs w:val="28"/>
-        </w:rPr>
-      </w:pPr>
-      <w:r>
-        <w:rPr>
-          <w:rtl w:val="0"/>
-        </w:rPr>
-      </w:r>
-    </w:p>
-    <w:p>
-      <w:pPr>
-        <w:jc w:val="both"/>
-        <w:rPr>
-          <w:rFonts w:ascii="Times New Roman" w:cs="Times New Roman" w:eastAsia="Times New Roman" w:hAnsi="Times New Roman"/>
-          <w:sz w:val="28"/>
-          <w:szCs w:val="28"/>
-        </w:rPr>
-      </w:pPr>
-      <w:r>
-        <w:rPr>
-          <w:rtl w:val="0"/>
-        </w:rPr>
-      </w:r>
-    </w:p>
-    <w:p>
-      <w:pPr>
-        <w:jc w:val="both"/>
-        <w:rPr>
-          <w:rFonts w:ascii="Times New Roman" w:cs="Times New Roman" w:eastAsia="Times New Roman" w:hAnsi="Times New Roman"/>
-          <w:sz w:val="28"/>
-          <w:szCs w:val="28"/>
-        </w:rPr>
-      </w:pPr>
-      <w:r>
-        <w:rPr>
-          <w:rtl w:val="0"/>
-        </w:rPr>
-      </w:r>
-    </w:p>
-    <w:p>
-      <w:pPr>
-        <w:jc w:val="both"/>
-        <w:rPr>
-          <w:rFonts w:ascii="Times New Roman" w:cs="Times New Roman" w:eastAsia="Times New Roman" w:hAnsi="Times New Roman"/>
-          <w:sz w:val="28"/>
-          <w:szCs w:val="28"/>
-        </w:rPr>
-      </w:pPr>
-      <w:r>
-        <w:rPr>
-          <w:rtl w:val="0"/>
-        </w:rPr>
-      </w:r>
-    </w:p>
-    <w:p>
-      <w:pPr>
-        <w:jc w:val="both"/>
-        <w:rPr>
-          <w:rFonts w:ascii="Times New Roman" w:cs="Times New Roman" w:eastAsia="Times New Roman" w:hAnsi="Times New Roman"/>
-          <w:sz w:val="28"/>
-          <w:szCs w:val="28"/>
-        </w:rPr>
-      </w:pPr>
-      <w:r>
-        <w:rPr>
-          <w:rtl w:val="0"/>
-        </w:rPr>
-      </w:r>
-    </w:p>
-    <w:p>
-      <w:pPr>
-        <w:jc w:val="both"/>
-        <w:rPr>
-          <w:rFonts w:ascii="Times New Roman" w:cs="Times New Roman" w:eastAsia="Times New Roman" w:hAnsi="Times New Roman"/>
-          <w:sz w:val="28"/>
-          <w:szCs w:val="28"/>
-        </w:rPr>
-      </w:pPr>
-      <w:r>
-        <w:rPr>
-          <w:rtl w:val="0"/>
-        </w:rPr>
-      </w:r>
-    </w:p>
-    <w:p>
-      <w:pPr>
-        <w:jc w:val="both"/>
-        <w:rPr>
-          <w:rFonts w:ascii="Times New Roman" w:cs="Times New Roman" w:eastAsia="Times New Roman" w:hAnsi="Times New Roman"/>
-          <w:sz w:val="28"/>
-          <w:szCs w:val="28"/>
-        </w:rPr>
-      </w:pPr>
-      <w:r>
-        <w:rPr>
-          <w:rtl w:val="0"/>
-        </w:rPr>
-      </w:r>
-    </w:p>
-    <w:p>
-      <w:pPr>
-        <w:jc w:val="both"/>
-        <w:rPr>
-          <w:rFonts w:ascii="Times New Roman" w:cs="Times New Roman" w:eastAsia="Times New Roman" w:hAnsi="Times New Roman"/>
-          <w:sz w:val="28"/>
-          <w:szCs w:val="28"/>
-        </w:rPr>
-      </w:pPr>
-      <w:r>
-        <w:rPr>
-          <w:rtl w:val="0"/>
-        </w:rPr>
-      </w:r>
-    </w:p>
-    <w:p>
-      <w:pPr>
-        <w:jc w:val="both"/>
-        <w:rPr>
-          <w:rFonts w:ascii="Times New Roman" w:cs="Times New Roman" w:eastAsia="Times New Roman" w:hAnsi="Times New Roman"/>
-          <w:sz w:val="28"/>
-          <w:szCs w:val="28"/>
-        </w:rPr>
-      </w:pPr>
-      <w:r>
-        <w:rPr>
-          <w:rtl w:val="0"/>
-        </w:rPr>
+        <w:t xml:space="preserve">Шифротекст: 01001001 00111000 01010000 00111001 10110001 01110000 00000110 01111010 00101000 10110101 11001100 11010000 01010111 01100000 10101000 01000110 01100011 10000101 10100110 10101010 10010100 11110000 10001101 01110110 11000110 </w:t>
+      </w:r>
+    </w:p>
+    <w:p>
+      <w:pPr>
+        <w:jc w:val="both"/>
+        <w:rPr>
+          <w:rFonts w:ascii="Times New Roman" w:cs="Times New Roman" w:eastAsia="Times New Roman" w:hAnsi="Times New Roman"/>
+          <w:sz w:val="28"/>
+          <w:szCs w:val="28"/>
+        </w:rPr>
+      </w:pPr>
+      <w:r>
+        <w:rPr>
+          <w:rFonts w:ascii="Times New Roman" w:cs="Times New Roman" w:eastAsia="Times New Roman" w:hAnsi="Times New Roman"/>
+          <w:sz w:val="28"/>
+          <w:szCs w:val="28"/>
+          <w:rtl w:val="0"/>
+        </w:rPr>
+        <w:t xml:space="preserve"> </w:t>
       </w:r>
     </w:p>
     <w:p>
@@ -3065,14 +2908,14 @@
         </w:rPr>
         <w:drawing>
           <wp:inline distB="114300" distT="114300" distL="114300" distR="114300">
-            <wp:extent cx="3890963" cy="3588752"/>
+            <wp:extent cx="3287316" cy="3236742"/>
             <wp:effectExtent b="0" l="0" r="0" t="0"/>
-            <wp:docPr id="17" name="image13.png"/>
+            <wp:docPr id="3" name="image16.png"/>
             <a:graphic>
               <a:graphicData uri="http://schemas.openxmlformats.org/drawingml/2006/picture">
                 <pic:pic>
                   <pic:nvPicPr>
-                    <pic:cNvPr id="0" name="image13.png"/>
+                    <pic:cNvPr id="0" name="image16.png"/>
                     <pic:cNvPicPr preferRelativeResize="0"/>
                   </pic:nvPicPr>
                   <pic:blipFill>
@@ -3085,7 +2928,7 @@
                   <pic:spPr>
                     <a:xfrm>
                       <a:off x="0" y="0"/>
-                      <a:ext cx="3890963" cy="3588752"/>
+                      <a:ext cx="3287316" cy="3236742"/>
                     </a:xfrm>
                     <a:prstGeom prst="rect"/>
                     <a:ln/>
@@ -3153,14 +2996,14 @@
         </w:rPr>
         <w:drawing>
           <wp:inline distB="114300" distT="114300" distL="114300" distR="114300">
-            <wp:extent cx="4761031" cy="4357688"/>
+            <wp:extent cx="3588691" cy="3481388"/>
             <wp:effectExtent b="0" l="0" r="0" t="0"/>
-            <wp:docPr id="6" name="image15.png"/>
+            <wp:docPr id="1" name="image9.png"/>
             <a:graphic>
               <a:graphicData uri="http://schemas.openxmlformats.org/drawingml/2006/picture">
                 <pic:pic>
                   <pic:nvPicPr>
-                    <pic:cNvPr id="0" name="image15.png"/>
+                    <pic:cNvPr id="0" name="image9.png"/>
                     <pic:cNvPicPr preferRelativeResize="0"/>
                   </pic:nvPicPr>
                   <pic:blipFill>
@@ -3173,7 +3016,7 @@
                   <pic:spPr>
                     <a:xfrm>
                       <a:off x="0" y="0"/>
-                      <a:ext cx="4761031" cy="4357688"/>
+                      <a:ext cx="3588691" cy="3481388"/>
                     </a:xfrm>
                     <a:prstGeom prst="rect"/>
                     <a:ln/>
@@ -3226,14 +3069,14 @@
         </w:rPr>
         <w:drawing>
           <wp:inline distB="114300" distT="114300" distL="114300" distR="114300">
-            <wp:extent cx="5731200" cy="5727700"/>
+            <wp:extent cx="3393085" cy="3071813"/>
             <wp:effectExtent b="0" l="0" r="0" t="0"/>
-            <wp:docPr id="12" name="image7.png"/>
+            <wp:docPr id="15" name="image21.png"/>
             <a:graphic>
               <a:graphicData uri="http://schemas.openxmlformats.org/drawingml/2006/picture">
                 <pic:pic>
                   <pic:nvPicPr>
-                    <pic:cNvPr id="0" name="image7.png"/>
+                    <pic:cNvPr id="0" name="image21.png"/>
                     <pic:cNvPicPr preferRelativeResize="0"/>
                   </pic:nvPicPr>
                   <pic:blipFill>
@@ -3246,7 +3089,7 @@
                   <pic:spPr>
                     <a:xfrm>
                       <a:off x="0" y="0"/>
-                      <a:ext cx="5731200" cy="5727700"/>
+                      <a:ext cx="3393085" cy="3071813"/>
                     </a:xfrm>
                     <a:prstGeom prst="rect"/>
                     <a:ln/>
